--- a/Emmy Final Three Model Comparison Report.docx
+++ b/Emmy Final Three Model Comparison Report.docx
@@ -37,19 +37,6 @@
         <w:spacing w:after="60"/>
         <w:jc w:val="center"/>
       </w:pPr>
-      <w:r>
-        <w:rPr>
-          <w:i/>
-          <w:iCs/>
-          <w:color w:val="808080"/>
-        </w:rPr>
-        <w:t>Dialect Detection Analysis — Revised Post-Meeting with Richard</w:t>
-      </w:r>
-    </w:p>
-    <w:p>
-      <w:pPr>
-        <w:spacing w:before="80" w:after="80"/>
-      </w:pPr>
     </w:p>
     <w:tbl>
       <w:tblPr>
@@ -73,12 +60,6 @@
         <w:gridCol w:w="6360"/>
       </w:tblGrid>
       <w:tr>
-        <w:tblPrEx>
-          <w:tblCellMar>
-            <w:top w:w="0" w:type="dxa"/>
-            <w:bottom w:w="0" w:type="dxa"/>
-          </w:tblCellMar>
-        </w:tblPrEx>
         <w:tc>
           <w:tcPr>
             <w:tcW w:w="3000" w:type="dxa"/>
@@ -139,12 +120,6 @@
         </w:tc>
       </w:tr>
       <w:tr>
-        <w:tblPrEx>
-          <w:tblCellMar>
-            <w:top w:w="0" w:type="dxa"/>
-            <w:bottom w:w="0" w:type="dxa"/>
-          </w:tblCellMar>
-        </w:tblPrEx>
         <w:tc>
           <w:tcPr>
             <w:tcW w:w="3000" w:type="dxa"/>
@@ -205,12 +180,6 @@
         </w:tc>
       </w:tr>
       <w:tr>
-        <w:tblPrEx>
-          <w:tblCellMar>
-            <w:top w:w="0" w:type="dxa"/>
-            <w:bottom w:w="0" w:type="dxa"/>
-          </w:tblCellMar>
-        </w:tblPrEx>
         <w:tc>
           <w:tcPr>
             <w:tcW w:w="3000" w:type="dxa"/>
@@ -271,12 +240,6 @@
         </w:tc>
       </w:tr>
       <w:tr>
-        <w:tblPrEx>
-          <w:tblCellMar>
-            <w:top w:w="0" w:type="dxa"/>
-            <w:bottom w:w="0" w:type="dxa"/>
-          </w:tblCellMar>
-        </w:tblPrEx>
         <w:tc>
           <w:tcPr>
             <w:tcW w:w="3000" w:type="dxa"/>
@@ -337,12 +300,6 @@
         </w:tc>
       </w:tr>
       <w:tr>
-        <w:tblPrEx>
-          <w:tblCellMar>
-            <w:top w:w="0" w:type="dxa"/>
-            <w:bottom w:w="0" w:type="dxa"/>
-          </w:tblCellMar>
-        </w:tblPrEx>
         <w:tc>
           <w:tcPr>
             <w:tcW w:w="3000" w:type="dxa"/>
@@ -403,12 +360,6 @@
         </w:tc>
       </w:tr>
       <w:tr>
-        <w:tblPrEx>
-          <w:tblCellMar>
-            <w:top w:w="0" w:type="dxa"/>
-            <w:bottom w:w="0" w:type="dxa"/>
-          </w:tblCellMar>
-        </w:tblPrEx>
         <w:tc>
           <w:tcPr>
             <w:tcW w:w="3000" w:type="dxa"/>
@@ -514,12 +465,6 @@
         <w:gridCol w:w="2340"/>
       </w:tblGrid>
       <w:tr>
-        <w:tblPrEx>
-          <w:tblCellMar>
-            <w:top w:w="0" w:type="dxa"/>
-            <w:bottom w:w="0" w:type="dxa"/>
-          </w:tblCellMar>
-        </w:tblPrEx>
         <w:tc>
           <w:tcPr>
             <w:tcW w:w="2340" w:type="dxa"/>
@@ -720,18 +665,8 @@
                 <w:sz w:val="17"/>
                 <w:szCs w:val="17"/>
               </w:rPr>
-              <w:t xml:space="preserve"> vs gpt-4o-</w:t>
-            </w:r>
-            <w:proofErr w:type="gramStart"/>
-            <w:r>
-              <w:rPr>
-                <w:color w:val="595959"/>
-                <w:sz w:val="17"/>
-                <w:szCs w:val="17"/>
-              </w:rPr>
-              <w:t>mini Cost</w:t>
-            </w:r>
-            <w:proofErr w:type="gramEnd"/>
+              <w:t xml:space="preserve"> vs gpt-4o-mini Cost</w:t>
+            </w:r>
           </w:p>
         </w:tc>
       </w:tr>
@@ -769,15 +704,7 @@
         <w:spacing w:before="40" w:after="40"/>
       </w:pPr>
       <w:r>
-        <w:t>Google Translation Accuracy: 65</w:t>
-      </w:r>
-      <w:proofErr w:type="gramStart"/>
-      <w:r>
-        <w:t>%  |</w:t>
-      </w:r>
-      <w:proofErr w:type="gramEnd"/>
-      <w:r>
-        <w:t xml:space="preserve">  OpenAI Translation Accuracy: 83%</w:t>
+        <w:t>Google Translation Accuracy: 65%  |  OpenAI Translation Accuracy: 83%</w:t>
       </w:r>
     </w:p>
     <w:p>
@@ -790,15 +717,7 @@
         <w:spacing w:before="40" w:after="40"/>
       </w:pPr>
       <w:r>
-        <w:t>Google Language Detection: 91</w:t>
-      </w:r>
-      <w:proofErr w:type="gramStart"/>
-      <w:r>
-        <w:t>%  |</w:t>
-      </w:r>
-      <w:proofErr w:type="gramEnd"/>
-      <w:r>
-        <w:t xml:space="preserve">  OpenAI Language Detection: 97%</w:t>
+        <w:t>Google Language Detection: 91%  |  OpenAI Language Detection: 97%</w:t>
       </w:r>
     </w:p>
     <w:p>
@@ -846,18 +765,16 @@
       </w:pPr>
     </w:p>
     <w:p>
-      <w:pPr>
-        <w:pBdr>
-          <w:bottom w:val="single" w:sz="6" w:space="1" w:color="1F4E79"/>
-        </w:pBdr>
-        <w:spacing w:before="140" w:after="140"/>
-      </w:pPr>
+      <w:r>
+        <w:br w:type="page"/>
+      </w:r>
     </w:p>
     <w:p>
       <w:pPr>
         <w:pStyle w:val="Heading1"/>
       </w:pPr>
       <w:r>
+        <w:lastRenderedPageBreak/>
         <w:t>Key Performance Metrics — Three-Model Comparison</w:t>
       </w:r>
     </w:p>
@@ -890,12 +807,6 @@
         <w:gridCol w:w="2186"/>
       </w:tblGrid>
       <w:tr>
-        <w:tblPrEx>
-          <w:tblCellMar>
-            <w:top w:w="0" w:type="dxa"/>
-            <w:bottom w:w="0" w:type="dxa"/>
-          </w:tblCellMar>
-        </w:tblPrEx>
         <w:trPr>
           <w:tblHeader/>
         </w:trPr>
@@ -925,7 +836,6 @@
                 <w:sz w:val="20"/>
                 <w:szCs w:val="20"/>
               </w:rPr>
-              <w:lastRenderedPageBreak/>
               <w:t>Metric</w:t>
             </w:r>
           </w:p>
@@ -1022,12 +932,6 @@
         </w:tc>
       </w:tr>
       <w:tr>
-        <w:tblPrEx>
-          <w:tblCellMar>
-            <w:top w:w="0" w:type="dxa"/>
-            <w:bottom w:w="0" w:type="dxa"/>
-          </w:tblCellMar>
-        </w:tblPrEx>
         <w:tc>
           <w:tcPr>
             <w:tcW w:w="2800" w:type="dxa"/>
@@ -1144,12 +1048,6 @@
         </w:tc>
       </w:tr>
       <w:tr>
-        <w:tblPrEx>
-          <w:tblCellMar>
-            <w:top w:w="0" w:type="dxa"/>
-            <w:bottom w:w="0" w:type="dxa"/>
-          </w:tblCellMar>
-        </w:tblPrEx>
         <w:tc>
           <w:tcPr>
             <w:tcW w:w="2800" w:type="dxa"/>
@@ -1266,12 +1164,6 @@
         </w:tc>
       </w:tr>
       <w:tr>
-        <w:tblPrEx>
-          <w:tblCellMar>
-            <w:top w:w="0" w:type="dxa"/>
-            <w:bottom w:w="0" w:type="dxa"/>
-          </w:tblCellMar>
-        </w:tblPrEx>
         <w:tc>
           <w:tcPr>
             <w:tcW w:w="2800" w:type="dxa"/>
@@ -1388,12 +1280,6 @@
         </w:tc>
       </w:tr>
       <w:tr>
-        <w:tblPrEx>
-          <w:tblCellMar>
-            <w:top w:w="0" w:type="dxa"/>
-            <w:bottom w:w="0" w:type="dxa"/>
-          </w:tblCellMar>
-        </w:tblPrEx>
         <w:tc>
           <w:tcPr>
             <w:tcW w:w="2800" w:type="dxa"/>
@@ -1510,12 +1396,6 @@
         </w:tc>
       </w:tr>
       <w:tr>
-        <w:tblPrEx>
-          <w:tblCellMar>
-            <w:top w:w="0" w:type="dxa"/>
-            <w:bottom w:w="0" w:type="dxa"/>
-          </w:tblCellMar>
-        </w:tblPrEx>
         <w:tc>
           <w:tcPr>
             <w:tcW w:w="2800" w:type="dxa"/>
@@ -1632,12 +1512,6 @@
         </w:tc>
       </w:tr>
       <w:tr>
-        <w:tblPrEx>
-          <w:tblCellMar>
-            <w:top w:w="0" w:type="dxa"/>
-            <w:bottom w:w="0" w:type="dxa"/>
-          </w:tblCellMar>
-        </w:tblPrEx>
         <w:tc>
           <w:tcPr>
             <w:tcW w:w="2800" w:type="dxa"/>
@@ -1754,12 +1628,6 @@
         </w:tc>
       </w:tr>
       <w:tr>
-        <w:tblPrEx>
-          <w:tblCellMar>
-            <w:top w:w="0" w:type="dxa"/>
-            <w:bottom w:w="0" w:type="dxa"/>
-          </w:tblCellMar>
-        </w:tblPrEx>
         <w:tc>
           <w:tcPr>
             <w:tcW w:w="2800" w:type="dxa"/>
@@ -1931,12 +1799,6 @@
         <w:gridCol w:w="1657"/>
       </w:tblGrid>
       <w:tr>
-        <w:tblPrEx>
-          <w:tblCellMar>
-            <w:top w:w="0" w:type="dxa"/>
-            <w:bottom w:w="0" w:type="dxa"/>
-          </w:tblCellMar>
-        </w:tblPrEx>
         <w:trPr>
           <w:tblHeader/>
         </w:trPr>
@@ -2170,12 +2032,6 @@
         </w:tc>
       </w:tr>
       <w:tr>
-        <w:tblPrEx>
-          <w:tblCellMar>
-            <w:top w:w="0" w:type="dxa"/>
-            <w:bottom w:w="0" w:type="dxa"/>
-          </w:tblCellMar>
-        </w:tblPrEx>
         <w:tc>
           <w:tcPr>
             <w:tcW w:w="1400" w:type="dxa"/>
@@ -2398,12 +2254,6 @@
         </w:tc>
       </w:tr>
       <w:tr>
-        <w:tblPrEx>
-          <w:tblCellMar>
-            <w:top w:w="0" w:type="dxa"/>
-            <w:bottom w:w="0" w:type="dxa"/>
-          </w:tblCellMar>
-        </w:tblPrEx>
         <w:tc>
           <w:tcPr>
             <w:tcW w:w="1400" w:type="dxa"/>
@@ -2626,12 +2476,6 @@
         </w:tc>
       </w:tr>
       <w:tr>
-        <w:tblPrEx>
-          <w:tblCellMar>
-            <w:top w:w="0" w:type="dxa"/>
-            <w:bottom w:w="0" w:type="dxa"/>
-          </w:tblCellMar>
-        </w:tblPrEx>
         <w:tc>
           <w:tcPr>
             <w:tcW w:w="1400" w:type="dxa"/>
@@ -2854,12 +2698,6 @@
         </w:tc>
       </w:tr>
       <w:tr>
-        <w:tblPrEx>
-          <w:tblCellMar>
-            <w:top w:w="0" w:type="dxa"/>
-            <w:bottom w:w="0" w:type="dxa"/>
-          </w:tblCellMar>
-        </w:tblPrEx>
         <w:tc>
           <w:tcPr>
             <w:tcW w:w="1400" w:type="dxa"/>
@@ -3082,12 +2920,6 @@
         </w:tc>
       </w:tr>
       <w:tr>
-        <w:tblPrEx>
-          <w:tblCellMar>
-            <w:top w:w="0" w:type="dxa"/>
-            <w:bottom w:w="0" w:type="dxa"/>
-          </w:tblCellMar>
-        </w:tblPrEx>
         <w:tc>
           <w:tcPr>
             <w:tcW w:w="1400" w:type="dxa"/>
@@ -3310,12 +3142,6 @@
         </w:tc>
       </w:tr>
       <w:tr>
-        <w:tblPrEx>
-          <w:tblCellMar>
-            <w:top w:w="0" w:type="dxa"/>
-            <w:bottom w:w="0" w:type="dxa"/>
-          </w:tblCellMar>
-        </w:tblPrEx>
         <w:tc>
           <w:tcPr>
             <w:tcW w:w="1400" w:type="dxa"/>
@@ -3538,12 +3364,6 @@
         </w:tc>
       </w:tr>
       <w:tr>
-        <w:tblPrEx>
-          <w:tblCellMar>
-            <w:top w:w="0" w:type="dxa"/>
-            <w:bottom w:w="0" w:type="dxa"/>
-          </w:tblCellMar>
-        </w:tblPrEx>
         <w:tc>
           <w:tcPr>
             <w:tcW w:w="1400" w:type="dxa"/>
@@ -3766,12 +3586,6 @@
         </w:tc>
       </w:tr>
       <w:tr>
-        <w:tblPrEx>
-          <w:tblCellMar>
-            <w:top w:w="0" w:type="dxa"/>
-            <w:bottom w:w="0" w:type="dxa"/>
-          </w:tblCellMar>
-        </w:tblPrEx>
         <w:tc>
           <w:tcPr>
             <w:tcW w:w="1400" w:type="dxa"/>
@@ -4009,9 +3823,34 @@
     </w:p>
     <w:p>
       <w:pPr>
+        <w:pBdr>
+          <w:bottom w:val="single" w:sz="6" w:space="1" w:color="1F4E79"/>
+        </w:pBdr>
+        <w:spacing w:before="140" w:after="140"/>
+      </w:pPr>
+    </w:p>
+    <w:p>
+      <w:pPr>
+        <w:pBdr>
+          <w:bottom w:val="single" w:sz="6" w:space="1" w:color="1F4E79"/>
+        </w:pBdr>
+        <w:spacing w:before="140" w:after="140"/>
+      </w:pPr>
+    </w:p>
+    <w:p>
+      <w:pPr>
+        <w:pBdr>
+          <w:bottom w:val="single" w:sz="6" w:space="1" w:color="1F4E79"/>
+        </w:pBdr>
+        <w:spacing w:before="140" w:after="140"/>
+      </w:pPr>
+    </w:p>
+    <w:p>
+      <w:pPr>
         <w:pStyle w:val="Heading1"/>
       </w:pPr>
       <w:r>
+        <w:lastRenderedPageBreak/>
         <w:t>Dialect Detection Capabilities</w:t>
       </w:r>
     </w:p>
@@ -4045,12 +3884,6 @@
         <w:gridCol w:w="2534"/>
       </w:tblGrid>
       <w:tr>
-        <w:tblPrEx>
-          <w:tblCellMar>
-            <w:top w:w="0" w:type="dxa"/>
-            <w:bottom w:w="0" w:type="dxa"/>
-          </w:tblCellMar>
-        </w:tblPrEx>
         <w:trPr>
           <w:tblHeader/>
         </w:trPr>
@@ -4080,7 +3913,6 @@
                 <w:sz w:val="20"/>
                 <w:szCs w:val="20"/>
               </w:rPr>
-              <w:lastRenderedPageBreak/>
               <w:t>Language/Dialect</w:t>
             </w:r>
           </w:p>
@@ -4210,12 +4042,6 @@
         </w:tc>
       </w:tr>
       <w:tr>
-        <w:tblPrEx>
-          <w:tblCellMar>
-            <w:top w:w="0" w:type="dxa"/>
-            <w:bottom w:w="0" w:type="dxa"/>
-          </w:tblCellMar>
-        </w:tblPrEx>
         <w:tc>
           <w:tcPr>
             <w:tcW w:w="1900" w:type="dxa"/>
@@ -4367,12 +4193,6 @@
         </w:tc>
       </w:tr>
       <w:tr>
-        <w:tblPrEx>
-          <w:tblCellMar>
-            <w:top w:w="0" w:type="dxa"/>
-            <w:bottom w:w="0" w:type="dxa"/>
-          </w:tblCellMar>
-        </w:tblPrEx>
         <w:tc>
           <w:tcPr>
             <w:tcW w:w="1900" w:type="dxa"/>
@@ -4524,12 +4344,6 @@
         </w:tc>
       </w:tr>
       <w:tr>
-        <w:tblPrEx>
-          <w:tblCellMar>
-            <w:top w:w="0" w:type="dxa"/>
-            <w:bottom w:w="0" w:type="dxa"/>
-          </w:tblCellMar>
-        </w:tblPrEx>
         <w:tc>
           <w:tcPr>
             <w:tcW w:w="1900" w:type="dxa"/>
@@ -4691,12 +4505,6 @@
         </w:tc>
       </w:tr>
       <w:tr>
-        <w:tblPrEx>
-          <w:tblCellMar>
-            <w:top w:w="0" w:type="dxa"/>
-            <w:bottom w:w="0" w:type="dxa"/>
-          </w:tblCellMar>
-        </w:tblPrEx>
         <w:tc>
           <w:tcPr>
             <w:tcW w:w="1900" w:type="dxa"/>
@@ -4892,12 +4700,6 @@
         </w:tc>
       </w:tr>
       <w:tr>
-        <w:tblPrEx>
-          <w:tblCellMar>
-            <w:top w:w="0" w:type="dxa"/>
-            <w:bottom w:w="0" w:type="dxa"/>
-          </w:tblCellMar>
-        </w:tblPrEx>
         <w:tc>
           <w:tcPr>
             <w:tcW w:w="1900" w:type="dxa"/>
@@ -5049,12 +4851,6 @@
         </w:tc>
       </w:tr>
       <w:tr>
-        <w:tblPrEx>
-          <w:tblCellMar>
-            <w:top w:w="0" w:type="dxa"/>
-            <w:bottom w:w="0" w:type="dxa"/>
-          </w:tblCellMar>
-        </w:tblPrEx>
         <w:tc>
           <w:tcPr>
             <w:tcW w:w="1900" w:type="dxa"/>
@@ -5315,6 +5111,7 @@
         <w:pStyle w:val="Heading2"/>
       </w:pPr>
       <w:r>
+        <w:lastRenderedPageBreak/>
         <w:t>Overall Results — All 69 Titles</w:t>
       </w:r>
     </w:p>
@@ -5476,9 +5273,24 @@
     </w:p>
     <w:p>
       <w:pPr>
+        <w:rPr>
+          <w:b/>
+          <w:bCs/>
+          <w:color w:val="1F4E79"/>
+          <w:sz w:val="32"/>
+          <w:szCs w:val="32"/>
+        </w:rPr>
+      </w:pPr>
+      <w:r>
+        <w:br w:type="page"/>
+      </w:r>
+    </w:p>
+    <w:p>
+      <w:pPr>
         <w:pStyle w:val="Heading1"/>
       </w:pPr>
       <w:r>
+        <w:lastRenderedPageBreak/>
         <w:t>Performance by Word Count — All Three Models</w:t>
       </w:r>
     </w:p>
@@ -5512,12 +5324,6 @@
         <w:gridCol w:w="2460"/>
       </w:tblGrid>
       <w:tr>
-        <w:tblPrEx>
-          <w:tblCellMar>
-            <w:top w:w="0" w:type="dxa"/>
-            <w:bottom w:w="0" w:type="dxa"/>
-          </w:tblCellMar>
-        </w:tblPrEx>
         <w:trPr>
           <w:tblHeader/>
         </w:trPr>
@@ -5613,9 +5419,31 @@
                 <w:sz w:val="20"/>
                 <w:szCs w:val="20"/>
               </w:rPr>
-              <w:t>GPT-4o-</w:t>
-            </w:r>
-            <w:proofErr w:type="gramStart"/>
+              <w:t>GPT-4o-mini Win%</w:t>
+            </w:r>
+          </w:p>
+        </w:tc>
+        <w:tc>
+          <w:tcPr>
+            <w:tcW w:w="1800" w:type="dxa"/>
+            <w:tcBorders>
+              <w:top w:val="single" w:sz="1" w:space="0" w:color="CCCCCC"/>
+              <w:left w:val="single" w:sz="1" w:space="0" w:color="CCCCCC"/>
+              <w:bottom w:val="single" w:sz="1" w:space="0" w:color="CCCCCC"/>
+              <w:right w:val="single" w:sz="1" w:space="0" w:color="CCCCCC"/>
+            </w:tcBorders>
+            <w:shd w:val="clear" w:color="auto" w:fill="2E75B6"/>
+            <w:tcMar>
+              <w:top w:w="90" w:type="dxa"/>
+              <w:left w:w="120" w:type="dxa"/>
+              <w:bottom w:w="90" w:type="dxa"/>
+              <w:right w:w="120" w:type="dxa"/>
+            </w:tcMar>
+          </w:tcPr>
+          <w:p>
+            <w:pPr>
+              <w:jc w:val="center"/>
+            </w:pPr>
             <w:r>
               <w:rPr>
                 <w:b/>
@@ -5624,73 +5452,7 @@
                 <w:sz w:val="20"/>
                 <w:szCs w:val="20"/>
               </w:rPr>
-              <w:t>mini Win</w:t>
-            </w:r>
-            <w:proofErr w:type="gramEnd"/>
-            <w:r>
-              <w:rPr>
-                <w:b/>
-                <w:bCs/>
-                <w:color w:val="FFFFFF"/>
-                <w:sz w:val="20"/>
-                <w:szCs w:val="20"/>
-              </w:rPr>
-              <w:t>%</w:t>
-            </w:r>
-          </w:p>
-        </w:tc>
-        <w:tc>
-          <w:tcPr>
-            <w:tcW w:w="1800" w:type="dxa"/>
-            <w:tcBorders>
-              <w:top w:val="single" w:sz="1" w:space="0" w:color="CCCCCC"/>
-              <w:left w:val="single" w:sz="1" w:space="0" w:color="CCCCCC"/>
-              <w:bottom w:val="single" w:sz="1" w:space="0" w:color="CCCCCC"/>
-              <w:right w:val="single" w:sz="1" w:space="0" w:color="CCCCCC"/>
-            </w:tcBorders>
-            <w:shd w:val="clear" w:color="auto" w:fill="2E75B6"/>
-            <w:tcMar>
-              <w:top w:w="90" w:type="dxa"/>
-              <w:left w:w="120" w:type="dxa"/>
-              <w:bottom w:w="90" w:type="dxa"/>
-              <w:right w:w="120" w:type="dxa"/>
-            </w:tcMar>
-          </w:tcPr>
-          <w:p>
-            <w:pPr>
-              <w:jc w:val="center"/>
-            </w:pPr>
-            <w:r>
-              <w:rPr>
-                <w:b/>
-                <w:bCs/>
-                <w:color w:val="FFFFFF"/>
-                <w:sz w:val="20"/>
-                <w:szCs w:val="20"/>
-              </w:rPr>
-              <w:t>GPT-5.4-</w:t>
-            </w:r>
-            <w:proofErr w:type="gramStart"/>
-            <w:r>
-              <w:rPr>
-                <w:b/>
-                <w:bCs/>
-                <w:color w:val="FFFFFF"/>
-                <w:sz w:val="20"/>
-                <w:szCs w:val="20"/>
-              </w:rPr>
-              <w:t>mini Win</w:t>
-            </w:r>
-            <w:proofErr w:type="gramEnd"/>
-            <w:r>
-              <w:rPr>
-                <w:b/>
-                <w:bCs/>
-                <w:color w:val="FFFFFF"/>
-                <w:sz w:val="20"/>
-                <w:szCs w:val="20"/>
-              </w:rPr>
-              <w:t>%</w:t>
+              <w:t>GPT-5.4-mini Win%</w:t>
             </w:r>
           </w:p>
         </w:tc>
@@ -5729,12 +5491,6 @@
         </w:tc>
       </w:tr>
       <w:tr>
-        <w:tblPrEx>
-          <w:tblCellMar>
-            <w:top w:w="0" w:type="dxa"/>
-            <w:bottom w:w="0" w:type="dxa"/>
-          </w:tblCellMar>
-        </w:tblPrEx>
         <w:tc>
           <w:tcPr>
             <w:tcW w:w="1800" w:type="dxa"/>
@@ -5893,12 +5649,6 @@
         </w:tc>
       </w:tr>
       <w:tr>
-        <w:tblPrEx>
-          <w:tblCellMar>
-            <w:top w:w="0" w:type="dxa"/>
-            <w:bottom w:w="0" w:type="dxa"/>
-          </w:tblCellMar>
-        </w:tblPrEx>
         <w:tc>
           <w:tcPr>
             <w:tcW w:w="1800" w:type="dxa"/>
@@ -6057,12 +5807,6 @@
         </w:tc>
       </w:tr>
       <w:tr>
-        <w:tblPrEx>
-          <w:tblCellMar>
-            <w:top w:w="0" w:type="dxa"/>
-            <w:bottom w:w="0" w:type="dxa"/>
-          </w:tblCellMar>
-        </w:tblPrEx>
         <w:tc>
           <w:tcPr>
             <w:tcW w:w="1800" w:type="dxa"/>
@@ -6221,12 +5965,6 @@
         </w:tc>
       </w:tr>
       <w:tr>
-        <w:tblPrEx>
-          <w:tblCellMar>
-            <w:top w:w="0" w:type="dxa"/>
-            <w:bottom w:w="0" w:type="dxa"/>
-          </w:tblCellMar>
-        </w:tblPrEx>
         <w:tc>
           <w:tcPr>
             <w:tcW w:w="1800" w:type="dxa"/>
@@ -6385,12 +6123,6 @@
         </w:tc>
       </w:tr>
       <w:tr>
-        <w:tblPrEx>
-          <w:tblCellMar>
-            <w:top w:w="0" w:type="dxa"/>
-            <w:bottom w:w="0" w:type="dxa"/>
-          </w:tblCellMar>
-        </w:tblPrEx>
         <w:tc>
           <w:tcPr>
             <w:tcW w:w="1800" w:type="dxa"/>
@@ -6549,12 +6281,6 @@
         </w:tc>
       </w:tr>
       <w:tr>
-        <w:tblPrEx>
-          <w:tblCellMar>
-            <w:top w:w="0" w:type="dxa"/>
-            <w:bottom w:w="0" w:type="dxa"/>
-          </w:tblCellMar>
-        </w:tblPrEx>
         <w:tc>
           <w:tcPr>
             <w:tcW w:w="1800" w:type="dxa"/>
@@ -6713,12 +6439,6 @@
         </w:tc>
       </w:tr>
       <w:tr>
-        <w:tblPrEx>
-          <w:tblCellMar>
-            <w:top w:w="0" w:type="dxa"/>
-            <w:bottom w:w="0" w:type="dxa"/>
-          </w:tblCellMar>
-        </w:tblPrEx>
         <w:tc>
           <w:tcPr>
             <w:tcW w:w="1800" w:type="dxa"/>
@@ -6877,12 +6597,6 @@
         </w:tc>
       </w:tr>
       <w:tr>
-        <w:tblPrEx>
-          <w:tblCellMar>
-            <w:top w:w="0" w:type="dxa"/>
-            <w:bottom w:w="0" w:type="dxa"/>
-          </w:tblCellMar>
-        </w:tblPrEx>
         <w:tc>
           <w:tcPr>
             <w:tcW w:w="1800" w:type="dxa"/>
@@ -7041,12 +6755,6 @@
         </w:tc>
       </w:tr>
       <w:tr>
-        <w:tblPrEx>
-          <w:tblCellMar>
-            <w:top w:w="0" w:type="dxa"/>
-            <w:bottom w:w="0" w:type="dxa"/>
-          </w:tblCellMar>
-        </w:tblPrEx>
         <w:tc>
           <w:tcPr>
             <w:tcW w:w="1800" w:type="dxa"/>
@@ -7205,12 +6913,6 @@
         </w:tc>
       </w:tr>
       <w:tr>
-        <w:tblPrEx>
-          <w:tblCellMar>
-            <w:top w:w="0" w:type="dxa"/>
-            <w:bottom w:w="0" w:type="dxa"/>
-          </w:tblCellMar>
-        </w:tblPrEx>
         <w:tc>
           <w:tcPr>
             <w:tcW w:w="1800" w:type="dxa"/>
@@ -7369,12 +7071,6 @@
         </w:tc>
       </w:tr>
       <w:tr>
-        <w:tblPrEx>
-          <w:tblCellMar>
-            <w:top w:w="0" w:type="dxa"/>
-            <w:bottom w:w="0" w:type="dxa"/>
-          </w:tblCellMar>
-        </w:tblPrEx>
         <w:tc>
           <w:tcPr>
             <w:tcW w:w="1800" w:type="dxa"/>
@@ -7533,12 +7229,6 @@
         </w:tc>
       </w:tr>
       <w:tr>
-        <w:tblPrEx>
-          <w:tblCellMar>
-            <w:top w:w="0" w:type="dxa"/>
-            <w:bottom w:w="0" w:type="dxa"/>
-          </w:tblCellMar>
-        </w:tblPrEx>
         <w:tc>
           <w:tcPr>
             <w:tcW w:w="1800" w:type="dxa"/>
@@ -7697,11 +7387,6 @@
         </w:tc>
       </w:tr>
     </w:tbl>
-    <w:p>
-      <w:pPr>
-        <w:spacing w:before="80" w:after="80"/>
-      </w:pPr>
-    </w:p>
     <w:p>
       <w:pPr>
         <w:pBdr>
@@ -7747,12 +7432,6 @@
         <w:gridCol w:w="2000"/>
       </w:tblGrid>
       <w:tr>
-        <w:tblPrEx>
-          <w:tblCellMar>
-            <w:top w:w="0" w:type="dxa"/>
-            <w:bottom w:w="0" w:type="dxa"/>
-          </w:tblCellMar>
-        </w:tblPrEx>
         <w:trPr>
           <w:tblHeader/>
         </w:trPr>
@@ -7881,12 +7560,6 @@
         </w:tc>
       </w:tr>
       <w:tr>
-        <w:tblPrEx>
-          <w:tblCellMar>
-            <w:top w:w="0" w:type="dxa"/>
-            <w:bottom w:w="0" w:type="dxa"/>
-          </w:tblCellMar>
-        </w:tblPrEx>
         <w:tc>
           <w:tcPr>
             <w:tcW w:w="2400" w:type="dxa"/>
@@ -8008,12 +7681,6 @@
         </w:tc>
       </w:tr>
       <w:tr>
-        <w:tblPrEx>
-          <w:tblCellMar>
-            <w:top w:w="0" w:type="dxa"/>
-            <w:bottom w:w="0" w:type="dxa"/>
-          </w:tblCellMar>
-        </w:tblPrEx>
         <w:tc>
           <w:tcPr>
             <w:tcW w:w="2400" w:type="dxa"/>
@@ -8135,12 +7802,6 @@
         </w:tc>
       </w:tr>
       <w:tr>
-        <w:tblPrEx>
-          <w:tblCellMar>
-            <w:top w:w="0" w:type="dxa"/>
-            <w:bottom w:w="0" w:type="dxa"/>
-          </w:tblCellMar>
-        </w:tblPrEx>
         <w:tc>
           <w:tcPr>
             <w:tcW w:w="2400" w:type="dxa"/>
@@ -8262,12 +7923,6 @@
         </w:tc>
       </w:tr>
       <w:tr>
-        <w:tblPrEx>
-          <w:tblCellMar>
-            <w:top w:w="0" w:type="dxa"/>
-            <w:bottom w:w="0" w:type="dxa"/>
-          </w:tblCellMar>
-        </w:tblPrEx>
         <w:tc>
           <w:tcPr>
             <w:tcW w:w="2400" w:type="dxa"/>
@@ -8316,23 +7971,13 @@
             </w:tcMar>
           </w:tcPr>
           <w:p>
-            <w:proofErr w:type="gramStart"/>
             <w:r>
               <w:rPr>
                 <w:color w:val="1E7C1E"/>
                 <w:sz w:val="20"/>
                 <w:szCs w:val="20"/>
               </w:rPr>
-              <w:t>100% win</w:t>
-            </w:r>
-            <w:proofErr w:type="gramEnd"/>
-            <w:r>
-              <w:rPr>
-                <w:color w:val="1E7C1E"/>
-                <w:sz w:val="20"/>
-                <w:szCs w:val="20"/>
-              </w:rPr>
-              <w:t xml:space="preserve"> rate</w:t>
+              <w:t>100% win rate</w:t>
             </w:r>
           </w:p>
         </w:tc>
@@ -8354,23 +7999,13 @@
             </w:tcMar>
           </w:tcPr>
           <w:p>
-            <w:proofErr w:type="gramStart"/>
-            <w:r>
-              <w:rPr>
-                <w:color w:val="1A1A1A"/>
-                <w:sz w:val="20"/>
-                <w:szCs w:val="20"/>
-              </w:rPr>
-              <w:t>60% win</w:t>
-            </w:r>
-            <w:proofErr w:type="gramEnd"/>
-            <w:r>
-              <w:rPr>
-                <w:color w:val="1A1A1A"/>
-                <w:sz w:val="20"/>
-                <w:szCs w:val="20"/>
-              </w:rPr>
-              <w:t xml:space="preserve"> rate</w:t>
+            <w:r>
+              <w:rPr>
+                <w:color w:val="1A1A1A"/>
+                <w:sz w:val="20"/>
+                <w:szCs w:val="20"/>
+              </w:rPr>
+              <w:t>60% win rate</w:t>
             </w:r>
           </w:p>
         </w:tc>
@@ -8409,12 +8044,6 @@
         </w:tc>
       </w:tr>
       <w:tr>
-        <w:tblPrEx>
-          <w:tblCellMar>
-            <w:top w:w="0" w:type="dxa"/>
-            <w:bottom w:w="0" w:type="dxa"/>
-          </w:tblCellMar>
-        </w:tblPrEx>
         <w:tc>
           <w:tcPr>
             <w:tcW w:w="2400" w:type="dxa"/>
@@ -8463,23 +8092,13 @@
             </w:tcMar>
           </w:tcPr>
           <w:p>
-            <w:proofErr w:type="gramStart"/>
-            <w:r>
-              <w:rPr>
-                <w:color w:val="1A1A1A"/>
-                <w:sz w:val="20"/>
-                <w:szCs w:val="20"/>
-              </w:rPr>
-              <w:t>60% win</w:t>
-            </w:r>
-            <w:proofErr w:type="gramEnd"/>
-            <w:r>
-              <w:rPr>
-                <w:color w:val="1A1A1A"/>
-                <w:sz w:val="20"/>
-                <w:szCs w:val="20"/>
-              </w:rPr>
-              <w:t xml:space="preserve"> rate</w:t>
+            <w:r>
+              <w:rPr>
+                <w:color w:val="1A1A1A"/>
+                <w:sz w:val="20"/>
+                <w:szCs w:val="20"/>
+              </w:rPr>
+              <w:t>60% win rate</w:t>
             </w:r>
           </w:p>
         </w:tc>
@@ -8501,23 +8120,13 @@
             </w:tcMar>
           </w:tcPr>
           <w:p>
-            <w:proofErr w:type="gramStart"/>
             <w:r>
               <w:rPr>
                 <w:color w:val="1E7C1E"/>
                 <w:sz w:val="20"/>
                 <w:szCs w:val="20"/>
               </w:rPr>
-              <w:t>66.7% win</w:t>
-            </w:r>
-            <w:proofErr w:type="gramEnd"/>
-            <w:r>
-              <w:rPr>
-                <w:color w:val="1E7C1E"/>
-                <w:sz w:val="20"/>
-                <w:szCs w:val="20"/>
-              </w:rPr>
-              <w:t xml:space="preserve"> rate</w:t>
+              <w:t>66.7% win rate</w:t>
             </w:r>
           </w:p>
         </w:tc>
@@ -8556,12 +8165,6 @@
         </w:tc>
       </w:tr>
       <w:tr>
-        <w:tblPrEx>
-          <w:tblCellMar>
-            <w:top w:w="0" w:type="dxa"/>
-            <w:bottom w:w="0" w:type="dxa"/>
-          </w:tblCellMar>
-        </w:tblPrEx>
         <w:tc>
           <w:tcPr>
             <w:tcW w:w="2400" w:type="dxa"/>
@@ -8683,12 +8286,6 @@
         </w:tc>
       </w:tr>
       <w:tr>
-        <w:tblPrEx>
-          <w:tblCellMar>
-            <w:top w:w="0" w:type="dxa"/>
-            <w:bottom w:w="0" w:type="dxa"/>
-          </w:tblCellMar>
-        </w:tblPrEx>
         <w:tc>
           <w:tcPr>
             <w:tcW w:w="2400" w:type="dxa"/>
@@ -8812,11 +8409,6 @@
         </w:tc>
       </w:tr>
     </w:tbl>
-    <w:p>
-      <w:pPr>
-        <w:spacing w:before="80" w:after="80"/>
-      </w:pPr>
-    </w:p>
     <w:p>
       <w:pPr>
         <w:pBdr>
@@ -8830,6 +8422,7 @@
         <w:pStyle w:val="Heading1"/>
       </w:pPr>
       <w:r>
+        <w:lastRenderedPageBreak/>
         <w:t>Cost Analysis</w:t>
       </w:r>
     </w:p>
@@ -8862,12 +8455,6 @@
         <w:gridCol w:w="2286"/>
       </w:tblGrid>
       <w:tr>
-        <w:tblPrEx>
-          <w:tblCellMar>
-            <w:top w:w="0" w:type="dxa"/>
-            <w:bottom w:w="0" w:type="dxa"/>
-          </w:tblCellMar>
-        </w:tblPrEx>
         <w:trPr>
           <w:tblHeader/>
         </w:trPr>
@@ -8993,12 +8580,6 @@
         </w:tc>
       </w:tr>
       <w:tr>
-        <w:tblPrEx>
-          <w:tblCellMar>
-            <w:top w:w="0" w:type="dxa"/>
-            <w:bottom w:w="0" w:type="dxa"/>
-          </w:tblCellMar>
-        </w:tblPrEx>
         <w:tc>
           <w:tcPr>
             <w:tcW w:w="2500" w:type="dxa"/>
@@ -9115,12 +8696,6 @@
         </w:tc>
       </w:tr>
       <w:tr>
-        <w:tblPrEx>
-          <w:tblCellMar>
-            <w:top w:w="0" w:type="dxa"/>
-            <w:bottom w:w="0" w:type="dxa"/>
-          </w:tblCellMar>
-        </w:tblPrEx>
         <w:tc>
           <w:tcPr>
             <w:tcW w:w="2500" w:type="dxa"/>
@@ -9237,12 +8812,6 @@
         </w:tc>
       </w:tr>
       <w:tr>
-        <w:tblPrEx>
-          <w:tblCellMar>
-            <w:top w:w="0" w:type="dxa"/>
-            <w:bottom w:w="0" w:type="dxa"/>
-          </w:tblCellMar>
-        </w:tblPrEx>
         <w:tc>
           <w:tcPr>
             <w:tcW w:w="2500" w:type="dxa"/>
@@ -9359,12 +8928,6 @@
         </w:tc>
       </w:tr>
       <w:tr>
-        <w:tblPrEx>
-          <w:tblCellMar>
-            <w:top w:w="0" w:type="dxa"/>
-            <w:bottom w:w="0" w:type="dxa"/>
-          </w:tblCellMar>
-        </w:tblPrEx>
         <w:tc>
           <w:tcPr>
             <w:tcW w:w="2500" w:type="dxa"/>
@@ -9481,12 +9044,6 @@
         </w:tc>
       </w:tr>
       <w:tr>
-        <w:tblPrEx>
-          <w:tblCellMar>
-            <w:top w:w="0" w:type="dxa"/>
-            <w:bottom w:w="0" w:type="dxa"/>
-          </w:tblCellMar>
-        </w:tblPrEx>
         <w:tc>
           <w:tcPr>
             <w:tcW w:w="2500" w:type="dxa"/>
@@ -9603,12 +9160,6 @@
         </w:tc>
       </w:tr>
       <w:tr>
-        <w:tblPrEx>
-          <w:tblCellMar>
-            <w:top w:w="0" w:type="dxa"/>
-            <w:bottom w:w="0" w:type="dxa"/>
-          </w:tblCellMar>
-        </w:tblPrEx>
         <w:tc>
           <w:tcPr>
             <w:tcW w:w="2500" w:type="dxa"/>
@@ -9732,7 +9283,13 @@
     </w:p>
     <w:p>
       <w:pPr>
-        <w:spacing w:before="80" w:after="80"/>
+        <w:rPr>
+          <w:b/>
+          <w:bCs/>
+          <w:color w:val="2E75B6"/>
+          <w:sz w:val="26"/>
+          <w:szCs w:val="26"/>
+        </w:rPr>
       </w:pPr>
     </w:p>
     <w:p>
@@ -9848,11 +9405,6 @@
     </w:p>
     <w:p>
       <w:pPr>
-        <w:spacing w:before="80" w:after="80"/>
-      </w:pPr>
-    </w:p>
-    <w:p>
-      <w:pPr>
         <w:pBdr>
           <w:bottom w:val="single" w:sz="6" w:space="1" w:color="1F4E79"/>
         </w:pBdr>
@@ -9887,12 +9439,6 @@
         <w:gridCol w:w="5360"/>
       </w:tblGrid>
       <w:tr>
-        <w:tblPrEx>
-          <w:tblCellMar>
-            <w:top w:w="0" w:type="dxa"/>
-            <w:bottom w:w="0" w:type="dxa"/>
-          </w:tblCellMar>
-        </w:tblPrEx>
         <w:trPr>
           <w:tblHeader/>
         </w:trPr>
@@ -9922,7 +9468,6 @@
                 <w:sz w:val="20"/>
                 <w:szCs w:val="20"/>
               </w:rPr>
-              <w:lastRenderedPageBreak/>
               <w:t>Use Case</w:t>
             </w:r>
           </w:p>
@@ -9989,12 +9534,6 @@
         </w:tc>
       </w:tr>
       <w:tr>
-        <w:tblPrEx>
-          <w:tblCellMar>
-            <w:top w:w="0" w:type="dxa"/>
-            <w:bottom w:w="0" w:type="dxa"/>
-          </w:tblCellMar>
-        </w:tblPrEx>
         <w:tc>
           <w:tcPr>
             <w:tcW w:w="2200" w:type="dxa"/>
@@ -10085,12 +9624,6 @@
         </w:tc>
       </w:tr>
       <w:tr>
-        <w:tblPrEx>
-          <w:tblCellMar>
-            <w:top w:w="0" w:type="dxa"/>
-            <w:bottom w:w="0" w:type="dxa"/>
-          </w:tblCellMar>
-        </w:tblPrEx>
         <w:tc>
           <w:tcPr>
             <w:tcW w:w="2200" w:type="dxa"/>
@@ -10181,12 +9714,6 @@
         </w:tc>
       </w:tr>
       <w:tr>
-        <w:tblPrEx>
-          <w:tblCellMar>
-            <w:top w:w="0" w:type="dxa"/>
-            <w:bottom w:w="0" w:type="dxa"/>
-          </w:tblCellMar>
-        </w:tblPrEx>
         <w:tc>
           <w:tcPr>
             <w:tcW w:w="2200" w:type="dxa"/>
@@ -10277,12 +9804,6 @@
         </w:tc>
       </w:tr>
       <w:tr>
-        <w:tblPrEx>
-          <w:tblCellMar>
-            <w:top w:w="0" w:type="dxa"/>
-            <w:bottom w:w="0" w:type="dxa"/>
-          </w:tblCellMar>
-        </w:tblPrEx>
         <w:tc>
           <w:tcPr>
             <w:tcW w:w="2200" w:type="dxa"/>
@@ -10301,6 +9822,12 @@
             </w:tcMar>
           </w:tcPr>
           <w:p>
+            <w:pPr>
+              <w:rPr>
+                <w:lang w:val="fr-FR"/>
+              </w:rPr>
+            </w:pPr>
+            <w:proofErr w:type="spellStart"/>
             <w:r>
               <w:rPr>
                 <w:b/>
@@ -10308,8 +9835,45 @@
                 <w:color w:val="1A1A1A"/>
                 <w:sz w:val="18"/>
                 <w:szCs w:val="18"/>
-              </w:rPr>
-              <w:t>Portuguese dialect (pt-BR vs pt-PT)</w:t>
+                <w:lang w:val="fr-FR"/>
+              </w:rPr>
+              <w:t>Portuguese</w:t>
+            </w:r>
+            <w:proofErr w:type="spellEnd"/>
+            <w:r>
+              <w:rPr>
+                <w:b/>
+                <w:bCs/>
+                <w:color w:val="1A1A1A"/>
+                <w:sz w:val="18"/>
+                <w:szCs w:val="18"/>
+                <w:lang w:val="fr-FR"/>
+              </w:rPr>
+              <w:t xml:space="preserve"> </w:t>
+            </w:r>
+            <w:proofErr w:type="spellStart"/>
+            <w:r>
+              <w:rPr>
+                <w:b/>
+                <w:bCs/>
+                <w:color w:val="1A1A1A"/>
+                <w:sz w:val="18"/>
+                <w:szCs w:val="18"/>
+                <w:lang w:val="fr-FR"/>
+              </w:rPr>
+              <w:t>dialect</w:t>
+            </w:r>
+            <w:proofErr w:type="spellEnd"/>
+            <w:r>
+              <w:rPr>
+                <w:b/>
+                <w:bCs/>
+                <w:color w:val="1A1A1A"/>
+                <w:sz w:val="18"/>
+                <w:szCs w:val="18"/>
+                <w:lang w:val="fr-FR"/>
+              </w:rPr>
+              <w:t xml:space="preserve"> (pt-BR vs pt-PT)</w:t>
             </w:r>
           </w:p>
         </w:tc>
@@ -10373,12 +9937,6 @@
         </w:tc>
       </w:tr>
       <w:tr>
-        <w:tblPrEx>
-          <w:tblCellMar>
-            <w:top w:w="0" w:type="dxa"/>
-            <w:bottom w:w="0" w:type="dxa"/>
-          </w:tblCellMar>
-        </w:tblPrEx>
         <w:tc>
           <w:tcPr>
             <w:tcW w:w="2200" w:type="dxa"/>
@@ -10487,12 +10045,6 @@
         </w:tc>
       </w:tr>
       <w:tr>
-        <w:tblPrEx>
-          <w:tblCellMar>
-            <w:top w:w="0" w:type="dxa"/>
-            <w:bottom w:w="0" w:type="dxa"/>
-          </w:tblCellMar>
-        </w:tblPrEx>
         <w:tc>
           <w:tcPr>
             <w:tcW w:w="2200" w:type="dxa"/>
@@ -10601,12 +10153,6 @@
         </w:tc>
       </w:tr>
       <w:tr>
-        <w:tblPrEx>
-          <w:tblCellMar>
-            <w:top w:w="0" w:type="dxa"/>
-            <w:bottom w:w="0" w:type="dxa"/>
-          </w:tblCellMar>
-        </w:tblPrEx>
         <w:tc>
           <w:tcPr>
             <w:tcW w:w="2200" w:type="dxa"/>
@@ -10697,12 +10243,6 @@
         </w:tc>
       </w:tr>
       <w:tr>
-        <w:tblPrEx>
-          <w:tblCellMar>
-            <w:top w:w="0" w:type="dxa"/>
-            <w:bottom w:w="0" w:type="dxa"/>
-          </w:tblCellMar>
-        </w:tblPrEx>
         <w:tc>
           <w:tcPr>
             <w:tcW w:w="2200" w:type="dxa"/>
@@ -10805,9 +10345,24 @@
     </w:p>
     <w:p>
       <w:pPr>
+        <w:rPr>
+          <w:b/>
+          <w:bCs/>
+          <w:color w:val="2E75B6"/>
+          <w:sz w:val="26"/>
+          <w:szCs w:val="26"/>
+        </w:rPr>
+      </w:pPr>
+      <w:r>
+        <w:br w:type="page"/>
+      </w:r>
+    </w:p>
+    <w:p>
+      <w:pPr>
         <w:pStyle w:val="Heading2"/>
       </w:pPr>
       <w:r>
+        <w:lastRenderedPageBreak/>
         <w:t>Decision Tree — How the System Actually Works</w:t>
       </w:r>
     </w:p>
@@ -10816,16 +10371,7 @@
         <w:spacing w:before="60" w:after="60"/>
       </w:pPr>
       <w:r>
-        <w:t xml:space="preserve">The </w:t>
-      </w:r>
-      <w:r>
-        <w:t>decision tree show</w:t>
-      </w:r>
-      <w:r>
-        <w:t xml:space="preserve">s </w:t>
-      </w:r>
-      <w:r>
-        <w:t>how detection and translation would be implemented in practice. The key insight: detection always comes first, which means routing decisions can only be made after gpt-4o-mini has already detected the language.</w:t>
+        <w:t>The decision tree shows how detection and translation would be implemented in practice. The key insight: detection always comes first, which means routing decisions can only be made after gpt-4o-mini has already detected the language.</w:t>
       </w:r>
     </w:p>
     <w:p>
@@ -10842,7 +10388,6 @@
         <w:rPr>
           <w:noProof/>
         </w:rPr>
-        <w:lastRenderedPageBreak/>
         <w:drawing>
           <wp:inline distT="0" distB="0" distL="0" distR="0" wp14:anchorId="45BB8347" wp14:editId="45A8117C">
             <wp:extent cx="5143500" cy="6000750"/>
@@ -10911,7 +10456,13 @@
       <w:pPr>
         <w:pStyle w:val="Heading1"/>
       </w:pPr>
+    </w:p>
+    <w:p>
+      <w:pPr>
+        <w:pStyle w:val="Heading1"/>
+      </w:pPr>
       <w:r>
+        <w:lastRenderedPageBreak/>
         <w:t>Conclusion</w:t>
       </w:r>
     </w:p>
@@ -10981,7 +10532,6 @@
         <w:spacing w:before="40" w:after="40"/>
       </w:pPr>
       <w:r>
-        <w:lastRenderedPageBreak/>
         <w:t>Excellent dialect detection — Portuguese (pt-BR/pt-PT), Arabic (Egyptian), Nigerian Pidgin</w:t>
       </w:r>
     </w:p>
@@ -11052,7 +10602,6 @@
         </w:rPr>
         <w:t xml:space="preserve">Team </w:t>
       </w:r>
-      <w:proofErr w:type="gramStart"/>
       <w:r>
         <w:rPr>
           <w:i/>
@@ -11061,9 +10610,8 @@
           <w:sz w:val="16"/>
           <w:szCs w:val="16"/>
         </w:rPr>
-        <w:t>Emmy  ·</w:t>
+        <w:t>Emmy ·</w:t>
       </w:r>
-      <w:proofErr w:type="gramEnd"/>
       <w:r>
         <w:rPr>
           <w:i/>
@@ -11072,51 +10620,7 @@
           <w:sz w:val="16"/>
           <w:szCs w:val="16"/>
         </w:rPr>
-        <w:t xml:space="preserve">  Google Translate vs GPT-4o-mini vs GPT-5.4-</w:t>
-      </w:r>
-      <w:proofErr w:type="gramStart"/>
-      <w:r>
-        <w:rPr>
-          <w:i/>
-          <w:iCs/>
-          <w:color w:val="808080"/>
-          <w:sz w:val="16"/>
-          <w:szCs w:val="16"/>
-        </w:rPr>
-        <w:t>mini  ·</w:t>
-      </w:r>
-      <w:proofErr w:type="gramEnd"/>
-      <w:r>
-        <w:rPr>
-          <w:i/>
-          <w:iCs/>
-          <w:color w:val="808080"/>
-          <w:sz w:val="16"/>
-          <w:szCs w:val="16"/>
-        </w:rPr>
-        <w:t xml:space="preserve">  Revised April </w:t>
-      </w:r>
-      <w:proofErr w:type="gramStart"/>
-      <w:r>
-        <w:rPr>
-          <w:i/>
-          <w:iCs/>
-          <w:color w:val="808080"/>
-          <w:sz w:val="16"/>
-          <w:szCs w:val="16"/>
-        </w:rPr>
-        <w:t>2026  ·</w:t>
-      </w:r>
-      <w:proofErr w:type="gramEnd"/>
-      <w:r>
-        <w:rPr>
-          <w:i/>
-          <w:iCs/>
-          <w:color w:val="808080"/>
-          <w:sz w:val="16"/>
-          <w:szCs w:val="16"/>
-        </w:rPr>
-        <w:t xml:space="preserve">  For Richard W. Kroon</w:t>
+        <w:t xml:space="preserve">  Google Translate vs GPT-4o-mini vs GPT-5.4-mini  ·  Revised April 2026  ·  For Richard W. Kroon</w:t>
       </w:r>
     </w:p>
     <w:sectPr>
